--- a/S07/Handout-S07.docx
+++ b/S07/Handout-S07.docx
@@ -2,7 +2,7 @@
 <file path=word/document.xml><?xml version="1.0" encoding="utf-8"?>
 <w:document xmlns:w="http://schemas.openxmlformats.org/wordprocessingml/2006/main" xmlns:m="http://schemas.openxmlformats.org/officeDocument/2006/math" xmlns:r="http://schemas.openxmlformats.org/officeDocument/2006/relationships" xmlns:o="urn:schemas-microsoft-com:office:office" xmlns:v="urn:schemas-microsoft-com:vml" xmlns:w10="urn:schemas-microsoft-com:office:word" xmlns:a="http://schemas.openxmlformats.org/drawingml/2006/main" xmlns:pic="http://schemas.openxmlformats.org/drawingml/2006/picture" xmlns:wp="http://schemas.openxmlformats.org/drawingml/2006/wordprocessingDrawing">
   <w:body>
-    <w:bookmarkStart w:id="13" w:name="X7d813dee64bf7623f3943cb8a09d0264d138bbe"/>
+    <w:bookmarkStart w:id="14" w:name="X7d813dee64bf7623f3943cb8a09d0264d138bbe"/>
     <w:p>
       <w:pPr>
         <w:pStyle w:val="Heading1"/>
@@ -58,7 +58,21 @@
         <w:t xml:space="preserve"> </w:t>
       </w:r>
       <w:r>
-        <w:t xml:space="preserve">Nguyễn An Khương (Khoa Khoa học &amp; Kỹ thuật Máy tính, Trường ĐHBK Tp. HCM)</w:t>
+        <w:t xml:space="preserve">Nguyễn An Khương (Khoa Khoa học &amp; Kỹ thuật Máy tính, Trường ĐHBK Tp. HCM ·</w:t>
+      </w:r>
+      <w:r>
+        <w:t xml:space="preserve"> </w:t>
+      </w:r>
+      <w:hyperlink r:id="rId9">
+        <w:r>
+          <w:rPr>
+            <w:rStyle w:val="Hyperlink"/>
+          </w:rPr>
+          <w:t xml:space="preserve">ORCID: 0000-0002-9910-6387</w:t>
+        </w:r>
+      </w:hyperlink>
+      <w:r>
+        <w:t xml:space="preserve">)</w:t>
       </w:r>
       <w:r>
         <w:br/>
@@ -84,7 +98,7 @@
         </w:pict>
       </w:r>
     </w:p>
-    <w:bookmarkStart w:id="9" w:name="Xfdc76c944f05817569a1ed390193a675dd02697"/>
+    <w:bookmarkStart w:id="10" w:name="Xfdc76c944f05817569a1ed390193a675dd02697"/>
     <w:p>
       <w:pPr>
         <w:pStyle w:val="Heading2"/>
@@ -132,8 +146,8 @@
         </w:pict>
       </w:r>
     </w:p>
-    <w:bookmarkEnd w:id="9"/>
-    <w:bookmarkStart w:id="10" w:name="X1b7767682d58820685989b2393a7878cccf414e"/>
+    <w:bookmarkEnd w:id="10"/>
+    <w:bookmarkStart w:id="11" w:name="X1b7767682d58820685989b2393a7878cccf414e"/>
     <w:p>
       <w:pPr>
         <w:pStyle w:val="Heading2"/>
@@ -253,8 +267,8 @@
         </w:pict>
       </w:r>
     </w:p>
-    <w:bookmarkEnd w:id="10"/>
-    <w:bookmarkStart w:id="11" w:name="X0261588ef122cd2f1d9899a489c343c5895d763"/>
+    <w:bookmarkEnd w:id="11"/>
+    <w:bookmarkStart w:id="12" w:name="X0261588ef122cd2f1d9899a489c343c5895d763"/>
     <w:p>
       <w:pPr>
         <w:pStyle w:val="Heading2"/>
@@ -410,8 +424,8 @@
         </w:pict>
       </w:r>
     </w:p>
-    <w:bookmarkEnd w:id="11"/>
-    <w:bookmarkStart w:id="12" w:name="tài-liệu-tham-khảo-chuẩn-quốc-tế"/>
+    <w:bookmarkEnd w:id="12"/>
+    <w:bookmarkStart w:id="13" w:name="tài-liệu-tham-khảo-chuẩn-quốc-tế"/>
     <w:p>
       <w:pPr>
         <w:pStyle w:val="Heading2"/>
@@ -481,8 +495,8 @@
         <w:t xml:space="preserve">Common Vulnerability Scoring System (CVSS) v3.1 Specification.</w:t>
       </w:r>
     </w:p>
-    <w:bookmarkEnd w:id="12"/>
     <w:bookmarkEnd w:id="13"/>
+    <w:bookmarkEnd w:id="14"/>
     <w:sectPr>
       <w:footnotePr>
         <w:numRestart w:val="eachSect"/>
